--- a/outputs/ki-prozessberatung-kmu/kundenvereinbarung-vorlage.docx
+++ b/outputs/ki-prozessberatung-kmu/kundenvereinbarung-vorlage.docx
@@ -318,7 +318,7 @@
           <w:sz w:val="21"/>
           <w:szCs w:val="21"/>
         </w:rPr>
-        <w:t xml:space="preserve">Die Durchführung der Automatisierung selbst (z. B. Aufbau in Make.com oder n8n) ist nicht Teil dieser Leistung, sofern nicht gesondert vereinbart.</w:t>
+        <w:t xml:space="preserve">Die Durchführung der Automatisierung selbst (z. B. Aufbau in Make.com oder n8n) ist nicht Teil dieser Leistung, sofern nicht gesondert vereinbart, siehe Honorarmodell unten.</w:t>
       </w:r>
     </w:p>
     <w:p>
@@ -384,6 +384,21 @@
       </w:pPr>
       <w:r>
         <w:rPr>
+          <w:i w:val="false"/>
+          <w:iCs w:val="false"/>
+          <w:color w:val="222222"/>
+          <w:sz w:val="21"/>
+          <w:szCs w:val="21"/>
+        </w:rPr>
+        <w:t xml:space="preserve">Analysephase (Leistungsbeschreibung oben): Festpreis für die abgegrenzte Analysephase, nicht Abrechnung nach Stunden, damit der Kunde die Kosten vorab klar vergleichen kann.</w:t>
+      </w:r>
+    </w:p>
+    <w:p>
+      <w:pPr>
+        <w:spacing w:after="120"/>
+      </w:pPr>
+      <w:r>
+        <w:rPr>
           <w:i/>
           <w:iCs/>
           <w:color w:val="9c7a2e"/>
@@ -392,7 +407,93 @@
           <w:highlight w:val="yellow"/>
           <w:highlightCs w:val="yellow"/>
         </w:rPr>
-        <w:t xml:space="preserve">[Wird projektspezifisch vereinbart — siehe gesondertes Angebot. Empfohlenes Modell: Festpreis für die abgegrenzte Analysephase, nicht Abrechnung nach Stunden, damit der Kunde die Kosten vorab klar vergleichen kann. Übliche Zahlungsstruktur: Anzahlung bei Start, Restzahlung bei Übergabe des Abschlussberichts.]</w:t>
+        <w:t xml:space="preserve">[Konkrete Höhe der Analysephase eintragen, projektspezifisch]</w:t>
+      </w:r>
+    </w:p>
+    <w:p>
+      <w:pPr>
+        <w:spacing w:after="120"/>
+      </w:pPr>
+      <w:r>
+        <w:rPr>
+          <w:i w:val="false"/>
+          <w:iCs w:val="false"/>
+          <w:color w:val="222222"/>
+          <w:sz w:val="21"/>
+          <w:szCs w:val="21"/>
+        </w:rPr>
+        <w:t xml:space="preserve">Zahlungsstruktur Analysephase: Anzahlung bei Start, Restzahlung bei Übergabe des Abschlussberichts.</w:t>
+      </w:r>
+    </w:p>
+    <w:p>
+      <w:pPr>
+        <w:spacing w:after="120"/>
+      </w:pPr>
+      <w:r>
+        <w:rPr>
+          <w:i w:val="false"/>
+          <w:iCs w:val="false"/>
+          <w:color w:val="222222"/>
+          <w:sz w:val="21"/>
+          <w:szCs w:val="21"/>
+        </w:rPr>
+        <w:t xml:space="preserve">Umsetzungsphase (falls beauftragt): zweistufiges Modell, empfohlen für die meisten Kunden.</w:t>
+      </w:r>
+    </w:p>
+    <w:p>
+      <w:pPr>
+        <w:pStyle w:val="ListParagraph"/>
+        <w:numPr>
+          <w:ilvl w:val="0"/>
+          <w:numId w:val="2"/>
+        </w:numPr>
+        <w:spacing w:after="80"/>
+      </w:pPr>
+      <w:r>
+        <w:rPr>
+          <w:color w:val="222222"/>
+          <w:sz w:val="21"/>
+          <w:szCs w:val="21"/>
+        </w:rPr>
+        <w:t xml:space="preserve">Erste Stufe: klar abgegrenzte Pauschale pro einzelner Automatisierung oder Umsetzungsprojekt, kein Gesamtprojektpreis von Anfang an. Leicht verständlich für den Kunden, kein Widerstand wegen befürchteter laufender Kosten.</w:t>
+      </w:r>
+    </w:p>
+    <w:p>
+      <w:pPr>
+        <w:pStyle w:val="ListParagraph"/>
+        <w:numPr>
+          <w:ilvl w:val="0"/>
+          <w:numId w:val="2"/>
+        </w:numPr>
+        <w:spacing w:after="80"/>
+      </w:pPr>
+      <w:r>
+        <w:rPr>
+          <w:color w:val="222222"/>
+          <w:sz w:val="21"/>
+          <w:szCs w:val="21"/>
+        </w:rPr>
+        <w:t xml:space="preserve">Zweite Stufe, optional: kleine laufende Betreuungspauschale nach Abschluss der Umsetzung, für Anpassungen, Erweiterungen und Support. Nicht verpflichtend, aber der naheliegende nächste Schritt, sobald die erste Automatisierung sich bewährt hat.</w:t>
+      </w:r>
+    </w:p>
+    <w:p>
+      <w:pPr>
+        <w:pBdr>
+          <w:left w:val="single" w:color="9c7a2e" w:sz="18" w:space="8"/>
+        </w:pBdr>
+        <w:shd w:fill="f4ecd8" w:val="clear"/>
+        <w:spacing w:after="160" w:before="160"/>
+        <w:ind w:left="200" w:right="200"/>
+      </w:pPr>
+      <w:r>
+        <w:rPr>
+          <w:i/>
+          <w:iCs/>
+          <w:color w:val="222222"/>
+          <w:sz w:val="20"/>
+          <w:szCs w:val="20"/>
+        </w:rPr>
+        <w:t xml:space="preserve">Warum diese Kombination: eine reine Einmalpauschale ist leicht zu verkaufen, liefert aber kein planbares, wiederkehrendes Einkommen. Eine reine laufende Pauschale ist schwerer zu verkaufen als erster Schritt. Die Kombination löst beides: einfacher Einstieg, danach wachsende, planbare Basis. Bei einem Kunden mit mehreren sinnvollen Automatisierungen (wie B+H Bau) kann alternativ auch ein Modell aus mehreren, zeitlich gestaffelten Einzelpauschalen pro Phase funktionieren, jede Phase ihr eigenes Angebot, erst wenn die vorherige sich bewährt hat, siehe Vorgehen bei B+H Bau als Beispiel.</w:t>
       </w:r>
     </w:p>
     <w:p>
@@ -704,7 +805,7 @@
           <w:sz w:val="16"/>
           <w:szCs w:val="16"/>
         </w:rPr>
-        <w:t xml:space="preserve">Wiederverwendbare Vorlage, erstellt 10.08.2026. Zugehörige Methodik: reference/ki-prozessberatung-kmu-methode.md</w:t>
+        <w:t xml:space="preserve">Wiederverwendbare Vorlage, erstellt 10.08.2026. Honorarmodell Umsetzungsphase ergänzt 19.08.2026. Zugehörige Methodik: reference/ki-prozessberatung-kmu-methode.md</w:t>
       </w:r>
     </w:p>
     <w:sectPr>
